--- a/01-docentes/Plantilla-Proyecto-STEAM.docx
+++ b/01-docentes/Plantilla-Proyecto-STEAM.docx
@@ -14226,7 +14226,7 @@
           <w:sz w:val="19"/>
           <w:szCs w:val="19"/>
         </w:rPr>
-        <w:t xml:space="preserve">Dr. Emmanuelle Ruelas Gómez, Ing. Daniel Millan Alcantara, Mtra. Emarinia Angulo Camacho, Mtra. Miriam Melero Hernández</w:t>
+        <w:t xml:space="preserve">Dr. Emmanuelle Ruelas Gómez, Ing. Daniel Millan Coronado, Mtra. Emarinia Angulo Camacho, Mtra. Miriam Melero Hernández, Dra. Silvia Lizeth Becerra Rojas, M en C. Maritza Patricia López Solorio</w:t>
       </w:r>
     </w:p>
     <w:p>
@@ -14292,7 +14292,7 @@
           <w:sz w:val="19"/>
           <w:szCs w:val="19"/>
         </w:rPr>
-        <w:t xml:space="preserve">Ing. Daniel Millan Alcantara, Dra. Verónica Rojas Mendizábal</w:t>
+        <w:t xml:space="preserve">Ing. Daniel Millan Coronado, Dra. Verónica Rojas Mendizábal</w:t>
       </w:r>
     </w:p>
     <w:p>
